--- a/Business Requirement Document (3).docx
+++ b/Business Requirement Document (3).docx
@@ -22239,12 +22239,12 @@
           <wp:inline distB="114300" distT="114300" distL="114300" distR="114300">
             <wp:extent cx="4616458" cy="6522850"/>
             <wp:effectExtent b="0" l="0" r="0" t="0"/>
-            <wp:docPr id="6" name="image6.png"/>
+            <wp:docPr id="6" name="image7.png"/>
             <a:graphic>
               <a:graphicData uri="http://schemas.openxmlformats.org/drawingml/2006/picture">
                 <pic:pic>
                   <pic:nvPicPr>
-                    <pic:cNvPr id="0" name="image6.png"/>
+                    <pic:cNvPr id="0" name="image7.png"/>
                     <pic:cNvPicPr preferRelativeResize="0"/>
                   </pic:nvPicPr>
                   <pic:blipFill>
@@ -22335,12 +22335,12 @@
           <wp:inline distB="114300" distT="114300" distL="114300" distR="114300">
             <wp:extent cx="4929188" cy="6924675"/>
             <wp:effectExtent b="0" l="0" r="0" t="0"/>
-            <wp:docPr id="10" name="image10.png"/>
+            <wp:docPr id="10" name="image6.png"/>
             <a:graphic>
               <a:graphicData uri="http://schemas.openxmlformats.org/drawingml/2006/picture">
                 <pic:pic>
                   <pic:nvPicPr>
-                    <pic:cNvPr id="0" name="image10.png"/>
+                    <pic:cNvPr id="0" name="image6.png"/>
                     <pic:cNvPicPr preferRelativeResize="0"/>
                   </pic:nvPicPr>
                   <pic:blipFill>
@@ -22970,12 +22970,12 @@
           <wp:inline distB="114300" distT="114300" distL="114300" distR="114300">
             <wp:extent cx="5119688" cy="4542933"/>
             <wp:effectExtent b="0" l="0" r="0" t="0"/>
-            <wp:docPr id="7" name="image7.png"/>
+            <wp:docPr id="7" name="image4.png"/>
             <a:graphic>
               <a:graphicData uri="http://schemas.openxmlformats.org/drawingml/2006/picture">
                 <pic:pic>
                   <pic:nvPicPr>
-                    <pic:cNvPr id="0" name="image7.png"/>
+                    <pic:cNvPr id="0" name="image4.png"/>
                     <pic:cNvPicPr preferRelativeResize="0"/>
                   </pic:nvPicPr>
                   <pic:blipFill>
@@ -24103,12 +24103,12 @@
           <wp:inline distB="114300" distT="114300" distL="114300" distR="114300">
             <wp:extent cx="6172200" cy="5295900"/>
             <wp:effectExtent b="0" l="0" r="0" t="0"/>
-            <wp:docPr id="4" name="image4.png"/>
+            <wp:docPr id="4" name="image10.png"/>
             <a:graphic>
               <a:graphicData uri="http://schemas.openxmlformats.org/drawingml/2006/picture">
                 <pic:pic>
                   <pic:nvPicPr>
-                    <pic:cNvPr id="0" name="image4.png"/>
+                    <pic:cNvPr id="0" name="image10.png"/>
                     <pic:cNvPicPr preferRelativeResize="0"/>
                   </pic:nvPicPr>
                   <pic:blipFill>
